--- a/Relazione_E6_I2CBUS_Boscariol_Mosca.docx
+++ b/Relazione_E6_I2CBUS_Boscariol_Mosca.docx
@@ -2204,13 +2204,48 @@
       <w:pPr>
         <w:pStyle w:val="Corpotesto"/>
       </w:pPr>
-      <w:r>
-        <w:rPr>
-          <w:b/>
-          <w:bCs/>
-        </w:rPr>
-        <w:t>[inserire qui il link al repository GitHub]</w:t>
-      </w:r>
+      <w:hyperlink r:id="rId10" w:history="1">
+        <w:r>
+          <w:rPr>
+            <w:rStyle w:val="Collegamentoipertestuale"/>
+            <w:b/>
+            <w:bCs/>
+          </w:rPr>
+          <w:t>[</w:t>
+        </w:r>
+        <w:r>
+          <w:rPr>
+            <w:rStyle w:val="Collegamentoipertestuale"/>
+            <w:b/>
+            <w:bCs/>
+          </w:rPr>
+          <w:t>Cliccare qui per collega</w:t>
+        </w:r>
+        <w:r>
+          <w:rPr>
+            <w:rStyle w:val="Collegamentoipertestuale"/>
+            <w:b/>
+            <w:bCs/>
+          </w:rPr>
+          <w:t>m</w:t>
+        </w:r>
+        <w:r>
+          <w:rPr>
+            <w:rStyle w:val="Collegamentoipertestuale"/>
+            <w:b/>
+            <w:bCs/>
+          </w:rPr>
+          <w:t>enti Repository GitHub</w:t>
+        </w:r>
+        <w:r>
+          <w:rPr>
+            <w:rStyle w:val="Collegamentoipertestuale"/>
+            <w:b/>
+            <w:bCs/>
+          </w:rPr>
+          <w:t>]</w:t>
+        </w:r>
+      </w:hyperlink>
     </w:p>
     <w:p>
       <w:pPr>
@@ -2334,8 +2369,8 @@
       </w:r>
     </w:p>
     <w:sectPr>
-      <w:headerReference w:type="default" r:id="rId10"/>
-      <w:footerReference w:type="default" r:id="rId11"/>
+      <w:headerReference w:type="default" r:id="rId11"/>
+      <w:footerReference w:type="default" r:id="rId12"/>
       <w:pgSz w:w="11906" w:h="16838"/>
       <w:pgMar w:top="1650" w:right="1134" w:bottom="3115" w:left="1134" w:header="1134" w:footer="1134" w:gutter="0"/>
       <w:cols w:space="720"/>
@@ -2567,7 +2602,7 @@
               <w:sz w:val="16"/>
               <w:szCs w:val="16"/>
             </w:rPr>
-            <w:t>2</w:t>
+            <w:t>7</w:t>
           </w:r>
           <w:r>
             <w:rPr>
@@ -5243,6 +5278,41 @@
       <w:szCs w:val="24"/>
     </w:rPr>
   </w:style>
+  <w:style w:type="character" w:styleId="Collegamentoipertestuale">
+    <w:name w:val="Hyperlink"/>
+    <w:basedOn w:val="Carpredefinitoparagrafo"/>
+    <w:uiPriority w:val="99"/>
+    <w:unhideWhenUsed/>
+    <w:rsid w:val="003D66AD"/>
+    <w:rPr>
+      <w:color w:val="0563C1" w:themeColor="hyperlink"/>
+      <w:u w:val="single"/>
+    </w:rPr>
+  </w:style>
+  <w:style w:type="character" w:styleId="Menzionenonrisolta">
+    <w:name w:val="Unresolved Mention"/>
+    <w:basedOn w:val="Carpredefinitoparagrafo"/>
+    <w:uiPriority w:val="99"/>
+    <w:semiHidden/>
+    <w:unhideWhenUsed/>
+    <w:rsid w:val="003D66AD"/>
+    <w:rPr>
+      <w:color w:val="605E5C"/>
+      <w:shd w:val="clear" w:color="auto" w:fill="E1DFDD"/>
+    </w:rPr>
+  </w:style>
+  <w:style w:type="character" w:styleId="Collegamentovisitato">
+    <w:name w:val="FollowedHyperlink"/>
+    <w:basedOn w:val="Carpredefinitoparagrafo"/>
+    <w:uiPriority w:val="99"/>
+    <w:semiHidden/>
+    <w:unhideWhenUsed/>
+    <w:rsid w:val="003D66AD"/>
+    <w:rPr>
+      <w:color w:val="954F72" w:themeColor="followedHyperlink"/>
+      <w:u w:val="single"/>
+    </w:rPr>
+  </w:style>
 </w:styles>
 </file>
 
